--- a/Projekt áttekintő.docx
+++ b/Projekt áttekintő.docx
@@ -50,7 +50,23 @@
         <w:t>L</w:t>
       </w:r>
       <w:r>
-        <w:t xml:space="preserve">épés eldönteni, hogy gitlab vagy github legyen a felület. A fő kérdés, hogy Zsófi részedről gond </w:t>
+        <w:t xml:space="preserve">épés eldönteni, hogy </w:t>
+      </w:r>
+      <w:proofErr w:type="spellStart"/>
+      <w:r>
+        <w:t>gitlab</w:t>
+      </w:r>
+      <w:proofErr w:type="spellEnd"/>
+      <w:r>
+        <w:t xml:space="preserve"> vagy </w:t>
+      </w:r>
+      <w:proofErr w:type="spellStart"/>
+      <w:r>
+        <w:t>github</w:t>
+      </w:r>
+      <w:proofErr w:type="spellEnd"/>
+      <w:r>
+        <w:t xml:space="preserve"> legyen a felület. A fő kérdés, hogy Zsófi részedről gond </w:t>
       </w:r>
       <w:proofErr w:type="gramStart"/>
       <w:r>
@@ -58,7 +74,15 @@
       </w:r>
       <w:proofErr w:type="gramEnd"/>
       <w:r>
-        <w:t xml:space="preserve"> ha github-on maradnánk? Nekünk az már kicsit megszokottabb.</w:t>
+        <w:t xml:space="preserve"> ha </w:t>
+      </w:r>
+      <w:proofErr w:type="spellStart"/>
+      <w:r>
+        <w:t>github-on</w:t>
+      </w:r>
+      <w:proofErr w:type="spellEnd"/>
+      <w:r>
+        <w:t xml:space="preserve"> maradnánk? Nekünk az már kicsit megszokottabb.</w:t>
       </w:r>
       <w:r>
         <w:t xml:space="preserve"> --&gt; </w:t>
@@ -149,10 +173,12 @@
       <w:r>
         <w:t xml:space="preserve">: 2 fajta üzenet: 1. Sikeresen helyet foglaltál, 2. Időközben betelt a </w:t>
       </w:r>
+      <w:proofErr w:type="spellStart"/>
       <w:proofErr w:type="gramStart"/>
       <w:r>
         <w:t>járat,keress</w:t>
       </w:r>
+      <w:proofErr w:type="spellEnd"/>
       <w:proofErr w:type="gramEnd"/>
       <w:r>
         <w:t xml:space="preserve"> </w:t>
@@ -183,7 +209,15 @@
         <w:jc w:val="both"/>
       </w:pPr>
       <w:r>
-        <w:t xml:space="preserve">Lépés: Javaslatunk --&gt; megépíteni a Front-end felületet--&gt; Lapok létrehozása, gombok elhelyezése, felületi design megvalósítása--&gt; AI-al 5 perc alatt elkészítjük a design tervet minden egyes lapra és azt osztjuk fel, hogy ki melyik lapot valósítja meg a megadott design-terv szerint </w:t>
+        <w:t>Lépés: Javaslatunk --&gt; megépíteni a Front-end felületet--&gt; Lapok létrehozása, gombok elhelyezése, felületi design megvalósítása--&gt; AI-</w:t>
+      </w:r>
+      <w:proofErr w:type="spellStart"/>
+      <w:r>
+        <w:t>al</w:t>
+      </w:r>
+      <w:proofErr w:type="spellEnd"/>
+      <w:r>
+        <w:t xml:space="preserve"> 5 perc alatt elkészítjük a design tervet minden egyes lapra és azt osztjuk fel, hogy ki melyik lapot valósítja meg a megadott design-terv szerint </w:t>
       </w:r>
     </w:p>
     <w:p>
@@ -252,13 +286,18 @@
       <w:r>
         <w:t xml:space="preserve">lusz </w:t>
       </w:r>
+      <w:proofErr w:type="spellStart"/>
       <w:proofErr w:type="gramStart"/>
       <w:r>
         <w:t>opció:Legyen</w:t>
       </w:r>
       <w:proofErr w:type="gramEnd"/>
       <w:r>
-        <w:t>-e digitális jegy generátor és QR-kód olvasó</w:t>
+        <w:t>-e</w:t>
+      </w:r>
+      <w:proofErr w:type="spellEnd"/>
+      <w:r>
+        <w:t xml:space="preserve"> digitális jegy generátor és QR-kód olvasó</w:t>
       </w:r>
       <w:r>
         <w:t>?</w:t>
@@ -287,7 +326,15 @@
         <w:jc w:val="both"/>
       </w:pPr>
       <w:r>
-        <w:t xml:space="preserve">Real-time frissítés kell, a helyfoglalás miatt! </w:t>
+        <w:t>Real-</w:t>
+      </w:r>
+      <w:proofErr w:type="spellStart"/>
+      <w:r>
+        <w:t>time</w:t>
+      </w:r>
+      <w:proofErr w:type="spellEnd"/>
+      <w:r>
+        <w:t xml:space="preserve"> frissítés kell, a helyfoglalás miatt! </w:t>
       </w:r>
     </w:p>
     <w:p>
@@ -341,8 +388,13 @@
         </w:numPr>
         <w:jc w:val="both"/>
       </w:pPr>
-      <w:r>
-        <w:t>Firebase kapcsolat kialakítására</w:t>
+      <w:proofErr w:type="spellStart"/>
+      <w:r>
+        <w:t>Firebase</w:t>
+      </w:r>
+      <w:proofErr w:type="spellEnd"/>
+      <w:r>
+        <w:t xml:space="preserve"> kapcsolat kialakítására</w:t>
       </w:r>
       <w:r>
         <w:sym w:font="Wingdings" w:char="F0E0"/>
@@ -411,7 +463,15 @@
         <w:jc w:val="both"/>
       </w:pPr>
       <w:r>
-        <w:t xml:space="preserve">Használt felület: Github </w:t>
+        <w:t xml:space="preserve">Használt felület: </w:t>
+      </w:r>
+      <w:proofErr w:type="spellStart"/>
+      <w:r>
+        <w:t>Github</w:t>
+      </w:r>
+      <w:proofErr w:type="spellEnd"/>
+      <w:r>
+        <w:t xml:space="preserve"> </w:t>
       </w:r>
     </w:p>
     <w:p>
@@ -431,7 +491,15 @@
         <w:jc w:val="both"/>
       </w:pPr>
       <w:r>
-        <w:t>Használt verzió: Quail 4.</w:t>
+        <w:t xml:space="preserve">Használt verzió: </w:t>
+      </w:r>
+      <w:proofErr w:type="spellStart"/>
+      <w:r>
+        <w:t>Quail</w:t>
+      </w:r>
+      <w:proofErr w:type="spellEnd"/>
+      <w:r>
+        <w:t xml:space="preserve"> 4.</w:t>
       </w:r>
     </w:p>
     <w:p>
@@ -555,11 +623,16 @@
       <w:r>
         <w:t xml:space="preserve"> </w:t>
       </w:r>
+      <w:proofErr w:type="spellStart"/>
       <w:r>
         <w:t>Ret</w:t>
       </w:r>
       <w:r>
-        <w:t>rofit vagy Valley</w:t>
+        <w:t>rofit</w:t>
+      </w:r>
+      <w:proofErr w:type="spellEnd"/>
+      <w:r>
+        <w:t xml:space="preserve"> vagy Valley</w:t>
       </w:r>
     </w:p>
     <w:p>
@@ -578,7 +651,15 @@
         <w:jc w:val="both"/>
       </w:pPr>
       <w:r>
-        <w:t xml:space="preserve">Real-time frissítés kell, </w:t>
+        <w:t>Real-</w:t>
+      </w:r>
+      <w:proofErr w:type="spellStart"/>
+      <w:r>
+        <w:t>time</w:t>
+      </w:r>
+      <w:proofErr w:type="spellEnd"/>
+      <w:r>
+        <w:t xml:space="preserve"> frissítés kell, </w:t>
       </w:r>
       <w:r>
         <w:t xml:space="preserve">helyett </w:t>
@@ -598,6 +679,7 @@
       <w:r>
         <w:t xml:space="preserve">zabad helyek száma” </w:t>
       </w:r>
+      <w:proofErr w:type="spellStart"/>
       <w:proofErr w:type="gramStart"/>
       <w:r>
         <w:t>gomb.</w:t>
@@ -605,6 +687,7 @@
       <w:r>
         <w:t>Ez</w:t>
       </w:r>
+      <w:proofErr w:type="spellEnd"/>
       <w:proofErr w:type="gramEnd"/>
       <w:r>
         <w:t xml:space="preserve"> frissítené és kiírná, hogy mennyi szabad hely van. Ott jelenne meg a foglalás gomb</w:t>
@@ -648,9 +731,27 @@
       <w:r>
         <w:t xml:space="preserve">Adatbázis létrehozása- Lokális adatbázis szükséges majd, </w:t>
       </w:r>
-      <w:r>
-        <w:t>Architecture Components Room</w:t>
-      </w:r>
+      <w:proofErr w:type="spellStart"/>
+      <w:r>
+        <w:t>Architecture</w:t>
+      </w:r>
+      <w:proofErr w:type="spellEnd"/>
+      <w:r>
+        <w:t xml:space="preserve"> </w:t>
+      </w:r>
+      <w:proofErr w:type="spellStart"/>
+      <w:r>
+        <w:t>Components</w:t>
+      </w:r>
+      <w:proofErr w:type="spellEnd"/>
+      <w:r>
+        <w:t xml:space="preserve"> </w:t>
+      </w:r>
+      <w:proofErr w:type="spellStart"/>
+      <w:r>
+        <w:t>Room</w:t>
+      </w:r>
+      <w:proofErr w:type="spellEnd"/>
       <w:r>
         <w:t xml:space="preserve"> – ezzel a megoldással</w:t>
       </w:r>
@@ -762,9 +863,19 @@
               <w:ind w:left="0"/>
               <w:jc w:val="center"/>
             </w:pPr>
-            <w:r>
-              <w:t>Architecture Components</w:t>
-            </w:r>
+            <w:proofErr w:type="spellStart"/>
+            <w:r>
+              <w:t>Architecture</w:t>
+            </w:r>
+            <w:proofErr w:type="spellEnd"/>
+            <w:r>
+              <w:t xml:space="preserve"> </w:t>
+            </w:r>
+            <w:proofErr w:type="spellStart"/>
+            <w:r>
+              <w:t>Components</w:t>
+            </w:r>
+            <w:proofErr w:type="spellEnd"/>
           </w:p>
         </w:tc>
         <w:tc>
@@ -780,12 +891,21 @@
             <w:r>
               <w:t xml:space="preserve">A </w:t>
             </w:r>
+            <w:proofErr w:type="spellStart"/>
             <w:r>
               <w:rPr>
                 <w:b/>
                 <w:bCs/>
               </w:rPr>
-              <w:t>Room lokális adatbázis</w:t>
+              <w:t>Room</w:t>
+            </w:r>
+            <w:proofErr w:type="spellEnd"/>
+            <w:r>
+              <w:rPr>
+                <w:b/>
+                <w:bCs/>
+              </w:rPr>
+              <w:t xml:space="preserve"> lokális adatbázis</w:t>
             </w:r>
             <w:r>
               <w:t xml:space="preserve"> kialakításához használjuk mintaként. Ebben tároljuk a </w:t>
@@ -798,7 +918,23 @@
               <w:t>járatokat, megállókat, buszos utasokat és foglalásokat</w:t>
             </w:r>
             <w:r>
-              <w:t xml:space="preserve">. Mintát ad az Entity-k, DAO-k, adatbázis és ViewModel használatára. Ennek segítségével valósítjuk meg például az </w:t>
+              <w:t xml:space="preserve">. Mintát ad az </w:t>
+            </w:r>
+            <w:proofErr w:type="spellStart"/>
+            <w:r>
+              <w:t>Entity</w:t>
+            </w:r>
+            <w:proofErr w:type="spellEnd"/>
+            <w:r>
+              <w:t xml:space="preserve">-k, DAO-k, adatbázis és </w:t>
+            </w:r>
+            <w:proofErr w:type="spellStart"/>
+            <w:r>
+              <w:t>ViewModel</w:t>
+            </w:r>
+            <w:proofErr w:type="spellEnd"/>
+            <w:r>
+              <w:t xml:space="preserve"> használatára. Ennek segítségével valósítjuk meg például az </w:t>
             </w:r>
             <w:r>
               <w:rPr>
@@ -825,9 +961,11 @@
               <w:ind w:left="0"/>
               <w:jc w:val="center"/>
             </w:pPr>
+            <w:proofErr w:type="spellStart"/>
             <w:r>
               <w:t>ListApp</w:t>
             </w:r>
+            <w:proofErr w:type="spellEnd"/>
           </w:p>
         </w:tc>
         <w:tc>
@@ -843,12 +981,21 @@
             <w:r>
               <w:t xml:space="preserve">A különböző </w:t>
             </w:r>
+            <w:proofErr w:type="spellStart"/>
             <w:r>
               <w:rPr>
                 <w:b/>
                 <w:bCs/>
               </w:rPr>
-              <w:t>RecyclerView-os listák és részletes nézetek</w:t>
+              <w:t>RecyclerView</w:t>
+            </w:r>
+            <w:proofErr w:type="spellEnd"/>
+            <w:r>
+              <w:rPr>
+                <w:b/>
+                <w:bCs/>
+              </w:rPr>
+              <w:t>-os listák és részletes nézetek</w:t>
             </w:r>
             <w:r>
               <w:t xml:space="preserve"> elkészítéséhez használjuk. Ennek mintájára készülhet a </w:t>
@@ -919,10 +1066,12 @@
               <w:ind w:left="0"/>
               <w:jc w:val="center"/>
             </w:pPr>
+            <w:proofErr w:type="spellStart"/>
             <w:r>
               <w:lastRenderedPageBreak/>
               <w:t>NavigationUIApp</w:t>
             </w:r>
+            <w:proofErr w:type="spellEnd"/>
           </w:p>
         </w:tc>
         <w:tc>
@@ -943,18 +1092,59 @@
                 <w:b/>
                 <w:bCs/>
               </w:rPr>
-              <w:t>képernyői/Fragmentjei közötti navigációhoz</w:t>
-            </w:r>
-            <w:r>
-              <w:t xml:space="preserve"> használjuk. Ennek mintájára alakíthatjuk ki az </w:t>
-            </w:r>
+              <w:t>képernyői/</w:t>
+            </w:r>
+            <w:proofErr w:type="spellStart"/>
             <w:r>
               <w:rPr>
                 <w:b/>
                 <w:bCs/>
               </w:rPr>
-              <w:t>egy Activity + több Fragment</w:t>
-            </w:r>
+              <w:t>Fragmentjei</w:t>
+            </w:r>
+            <w:proofErr w:type="spellEnd"/>
+            <w:r>
+              <w:rPr>
+                <w:b/>
+                <w:bCs/>
+              </w:rPr>
+              <w:t xml:space="preserve"> közötti navigációhoz</w:t>
+            </w:r>
+            <w:r>
+              <w:t xml:space="preserve"> használjuk. Ennek mintájára alakíthatjuk ki az </w:t>
+            </w:r>
+            <w:r>
+              <w:rPr>
+                <w:b/>
+                <w:bCs/>
+              </w:rPr>
+              <w:t xml:space="preserve">egy </w:t>
+            </w:r>
+            <w:proofErr w:type="spellStart"/>
+            <w:r>
+              <w:rPr>
+                <w:b/>
+                <w:bCs/>
+              </w:rPr>
+              <w:t>Activity</w:t>
+            </w:r>
+            <w:proofErr w:type="spellEnd"/>
+            <w:r>
+              <w:rPr>
+                <w:b/>
+                <w:bCs/>
+              </w:rPr>
+              <w:t xml:space="preserve"> + több </w:t>
+            </w:r>
+            <w:proofErr w:type="spellStart"/>
+            <w:r>
+              <w:rPr>
+                <w:b/>
+                <w:bCs/>
+              </w:rPr>
+              <w:t>Fragment</w:t>
+            </w:r>
+            <w:proofErr w:type="spellEnd"/>
             <w:r>
               <w:t xml:space="preserve"> felépítést, valamint az alkalmazás fő menüjét. Innen érhető el például a </w:t>
             </w:r>
@@ -993,9 +1183,11 @@
               <w:ind w:left="0"/>
               <w:jc w:val="center"/>
             </w:pPr>
+            <w:proofErr w:type="spellStart"/>
             <w:r>
               <w:t>Booking</w:t>
             </w:r>
+            <w:proofErr w:type="spellEnd"/>
           </w:p>
         </w:tc>
         <w:tc>
@@ -1019,7 +1211,15 @@
               <w:t>helyfoglalási felülethez és dátumválasztáshoz</w:t>
             </w:r>
             <w:r>
-              <w:t xml:space="preserve"> használjuk. A DatePicker mintájára a dolgozó kiválaszthatja az utazás </w:t>
+              <w:t xml:space="preserve"> használjuk. A </w:t>
+            </w:r>
+            <w:proofErr w:type="spellStart"/>
+            <w:r>
+              <w:t>DatePicker</w:t>
+            </w:r>
+            <w:proofErr w:type="spellEnd"/>
+            <w:r>
+              <w:t xml:space="preserve"> mintájára a dolgozó kiválaszthatja az utazás </w:t>
             </w:r>
             <w:r>
               <w:rPr>
@@ -1081,6 +1281,392 @@
       <w:r>
         <w:t>Feladat felosztása, következő megbeszélés időpontja lefixálása</w:t>
       </w:r>
+    </w:p>
+    <w:p>
+      <w:pPr>
+        <w:jc w:val="both"/>
+      </w:pPr>
+    </w:p>
+    <w:p>
+      <w:pPr>
+        <w:jc w:val="both"/>
+      </w:pPr>
+      <w:proofErr w:type="spellStart"/>
+      <w:r>
+        <w:t>Fragmentek</w:t>
+      </w:r>
+      <w:proofErr w:type="spellEnd"/>
+      <w:r>
+        <w:t xml:space="preserve"> 2026.10.17. 15:13 állapot szerint:</w:t>
+      </w:r>
+    </w:p>
+    <w:p>
+      <w:pPr>
+        <w:jc w:val="both"/>
+      </w:pPr>
+    </w:p>
+    <w:tbl>
+      <w:tblPr>
+        <w:tblW w:w="0" w:type="auto"/>
+        <w:tblCellSpacing w:w="15" w:type="dxa"/>
+        <w:tblBorders>
+          <w:top w:val="single" w:sz="4" w:space="0" w:color="auto"/>
+          <w:left w:val="single" w:sz="4" w:space="0" w:color="auto"/>
+          <w:bottom w:val="single" w:sz="4" w:space="0" w:color="auto"/>
+          <w:right w:val="single" w:sz="4" w:space="0" w:color="auto"/>
+          <w:insideH w:val="single" w:sz="4" w:space="0" w:color="auto"/>
+          <w:insideV w:val="single" w:sz="4" w:space="0" w:color="auto"/>
+        </w:tblBorders>
+        <w:tblCellMar>
+          <w:top w:w="15" w:type="dxa"/>
+          <w:left w:w="15" w:type="dxa"/>
+          <w:bottom w:w="15" w:type="dxa"/>
+          <w:right w:w="15" w:type="dxa"/>
+        </w:tblCellMar>
+        <w:tblLook w:val="04A0" w:firstRow="1" w:lastRow="0" w:firstColumn="1" w:lastColumn="0" w:noHBand="0" w:noVBand="1"/>
+      </w:tblPr>
+      <w:tblGrid>
+        <w:gridCol w:w="2454"/>
+        <w:gridCol w:w="3383"/>
+        <w:gridCol w:w="3225"/>
+      </w:tblGrid>
+      <w:tr>
+        <w:trPr>
+          <w:tblCellSpacing w:w="15" w:type="dxa"/>
+        </w:trPr>
+        <w:tc>
+          <w:tcPr>
+            <w:tcW w:w="0" w:type="auto"/>
+            <w:vAlign w:val="center"/>
+            <w:hideMark/>
+          </w:tcPr>
+          <w:p>
+            <w:pPr>
+              <w:jc w:val="both"/>
+              <w:rPr>
+                <w:b/>
+                <w:bCs/>
+              </w:rPr>
+            </w:pPr>
+            <w:r>
+              <w:rPr>
+                <w:b/>
+                <w:bCs/>
+              </w:rPr>
+              <w:t>Fájl</w:t>
+            </w:r>
+          </w:p>
+        </w:tc>
+        <w:tc>
+          <w:tcPr>
+            <w:tcW w:w="0" w:type="auto"/>
+            <w:vAlign w:val="center"/>
+            <w:hideMark/>
+          </w:tcPr>
+          <w:p>
+            <w:pPr>
+              <w:jc w:val="both"/>
+              <w:rPr>
+                <w:b/>
+                <w:bCs/>
+              </w:rPr>
+            </w:pPr>
+            <w:r>
+              <w:rPr>
+                <w:b/>
+                <w:bCs/>
+              </w:rPr>
+              <w:t>Feladata</w:t>
+            </w:r>
+          </w:p>
+        </w:tc>
+        <w:tc>
+          <w:tcPr>
+            <w:tcW w:w="0" w:type="auto"/>
+            <w:vAlign w:val="center"/>
+            <w:hideMark/>
+          </w:tcPr>
+          <w:p>
+            <w:pPr>
+              <w:jc w:val="both"/>
+              <w:rPr>
+                <w:b/>
+                <w:bCs/>
+              </w:rPr>
+            </w:pPr>
+            <w:r>
+              <w:rPr>
+                <w:b/>
+                <w:bCs/>
+              </w:rPr>
+              <w:t>Jelenlegi állapot</w:t>
+            </w:r>
+          </w:p>
+        </w:tc>
+      </w:tr>
+      <w:tr>
+        <w:trPr>
+          <w:tblCellSpacing w:w="15" w:type="dxa"/>
+        </w:trPr>
+        <w:tc>
+          <w:tcPr>
+            <w:tcW w:w="0" w:type="auto"/>
+            <w:vAlign w:val="center"/>
+            <w:hideMark/>
+          </w:tcPr>
+          <w:p>
+            <w:pPr>
+              <w:jc w:val="both"/>
+            </w:pPr>
+            <w:r>
+              <w:t>routesFragment.java</w:t>
+            </w:r>
+          </w:p>
+        </w:tc>
+        <w:tc>
+          <w:tcPr>
+            <w:tcW w:w="0" w:type="auto"/>
+            <w:vAlign w:val="center"/>
+            <w:hideMark/>
+          </w:tcPr>
+          <w:p>
+            <w:pPr>
+              <w:jc w:val="both"/>
+            </w:pPr>
+            <w:r>
+              <w:t>A járatok listáját megjelenítő képernyő</w:t>
+            </w:r>
+          </w:p>
+        </w:tc>
+        <w:tc>
+          <w:tcPr>
+            <w:tcW w:w="0" w:type="auto"/>
+            <w:vAlign w:val="center"/>
+            <w:hideMark/>
+          </w:tcPr>
+          <w:p>
+            <w:pPr>
+              <w:jc w:val="both"/>
+            </w:pPr>
+            <w:r>
+              <w:t>Megvan, de még csak a dátumot olvassa ki</w:t>
+            </w:r>
+          </w:p>
+        </w:tc>
+      </w:tr>
+      <w:tr>
+        <w:trPr>
+          <w:tblCellSpacing w:w="15" w:type="dxa"/>
+        </w:trPr>
+        <w:tc>
+          <w:tcPr>
+            <w:tcW w:w="0" w:type="auto"/>
+            <w:vAlign w:val="center"/>
+            <w:hideMark/>
+          </w:tcPr>
+          <w:p>
+            <w:pPr>
+              <w:jc w:val="both"/>
+            </w:pPr>
+            <w:r>
+              <w:t>item_route.xml</w:t>
+            </w:r>
+          </w:p>
+        </w:tc>
+        <w:tc>
+          <w:tcPr>
+            <w:tcW w:w="0" w:type="auto"/>
+            <w:vAlign w:val="center"/>
+            <w:hideMark/>
+          </w:tcPr>
+          <w:p>
+            <w:pPr>
+              <w:jc w:val="both"/>
+            </w:pPr>
+            <w:r>
+              <w:t>Egy járatkártya kinézete</w:t>
+            </w:r>
+          </w:p>
+        </w:tc>
+        <w:tc>
+          <w:tcPr>
+            <w:tcW w:w="0" w:type="auto"/>
+            <w:vAlign w:val="center"/>
+            <w:hideMark/>
+          </w:tcPr>
+          <w:p>
+            <w:pPr>
+              <w:jc w:val="both"/>
+            </w:pPr>
+            <w:r>
+              <w:t>Elkészült</w:t>
+            </w:r>
+          </w:p>
+        </w:tc>
+      </w:tr>
+      <w:tr>
+        <w:trPr>
+          <w:tblCellSpacing w:w="15" w:type="dxa"/>
+        </w:trPr>
+        <w:tc>
+          <w:tcPr>
+            <w:tcW w:w="0" w:type="auto"/>
+            <w:vAlign w:val="center"/>
+            <w:hideMark/>
+          </w:tcPr>
+          <w:p>
+            <w:pPr>
+              <w:jc w:val="both"/>
+            </w:pPr>
+            <w:r>
+              <w:t>routeDetailsFragment.java</w:t>
+            </w:r>
+          </w:p>
+        </w:tc>
+        <w:tc>
+          <w:tcPr>
+            <w:tcW w:w="0" w:type="auto"/>
+            <w:vAlign w:val="center"/>
+            <w:hideMark/>
+          </w:tcPr>
+          <w:p>
+            <w:pPr>
+              <w:jc w:val="both"/>
+            </w:pPr>
+            <w:r>
+              <w:t>Egy kiválasztott járat részletes képernyője</w:t>
+            </w:r>
+          </w:p>
+        </w:tc>
+        <w:tc>
+          <w:tcPr>
+            <w:tcW w:w="0" w:type="auto"/>
+            <w:vAlign w:val="center"/>
+            <w:hideMark/>
+          </w:tcPr>
+          <w:p>
+            <w:pPr>
+              <w:jc w:val="both"/>
+            </w:pPr>
+            <w:r>
+              <w:t>Megvan, de még nincs benne működés</w:t>
+            </w:r>
+          </w:p>
+        </w:tc>
+      </w:tr>
+      <w:tr>
+        <w:trPr>
+          <w:tblCellSpacing w:w="15" w:type="dxa"/>
+        </w:trPr>
+        <w:tc>
+          <w:tcPr>
+            <w:tcW w:w="0" w:type="auto"/>
+            <w:vAlign w:val="center"/>
+            <w:hideMark/>
+          </w:tcPr>
+          <w:p>
+            <w:pPr>
+              <w:jc w:val="both"/>
+            </w:pPr>
+            <w:r>
+              <w:t>Route.java</w:t>
+            </w:r>
+          </w:p>
+        </w:tc>
+        <w:tc>
+          <w:tcPr>
+            <w:tcW w:w="0" w:type="auto"/>
+            <w:vAlign w:val="center"/>
+            <w:hideMark/>
+          </w:tcPr>
+          <w:p>
+            <w:pPr>
+              <w:jc w:val="both"/>
+            </w:pPr>
+            <w:r>
+              <w:t>Egy járat adatainak tárolása</w:t>
+            </w:r>
+          </w:p>
+        </w:tc>
+        <w:tc>
+          <w:tcPr>
+            <w:tcW w:w="0" w:type="auto"/>
+            <w:vAlign w:val="center"/>
+            <w:hideMark/>
+          </w:tcPr>
+          <w:p>
+            <w:pPr>
+              <w:jc w:val="both"/>
+            </w:pPr>
+            <w:r>
+              <w:t>Még nincs</w:t>
+            </w:r>
+          </w:p>
+        </w:tc>
+      </w:tr>
+      <w:tr>
+        <w:trPr>
+          <w:tblCellSpacing w:w="15" w:type="dxa"/>
+        </w:trPr>
+        <w:tc>
+          <w:tcPr>
+            <w:tcW w:w="0" w:type="auto"/>
+            <w:vAlign w:val="center"/>
+            <w:hideMark/>
+          </w:tcPr>
+          <w:p>
+            <w:pPr>
+              <w:jc w:val="both"/>
+            </w:pPr>
+            <w:r>
+              <w:t>RouteAdapter.java</w:t>
+            </w:r>
+          </w:p>
+        </w:tc>
+        <w:tc>
+          <w:tcPr>
+            <w:tcW w:w="0" w:type="auto"/>
+            <w:vAlign w:val="center"/>
+            <w:hideMark/>
+          </w:tcPr>
+          <w:p>
+            <w:pPr>
+              <w:jc w:val="both"/>
+            </w:pPr>
+            <w:r>
+              <w:t xml:space="preserve">A járatok megjelenítése a </w:t>
+            </w:r>
+            <w:proofErr w:type="spellStart"/>
+            <w:r>
+              <w:t>RecyclerView</w:t>
+            </w:r>
+            <w:proofErr w:type="spellEnd"/>
+            <w:r>
+              <w:t>-ban</w:t>
+            </w:r>
+          </w:p>
+        </w:tc>
+        <w:tc>
+          <w:tcPr>
+            <w:tcW w:w="0" w:type="auto"/>
+            <w:vAlign w:val="center"/>
+            <w:hideMark/>
+          </w:tcPr>
+          <w:p>
+            <w:pPr>
+              <w:jc w:val="both"/>
+            </w:pPr>
+            <w:r>
+              <w:t>Még nincs</w:t>
+            </w:r>
+          </w:p>
+        </w:tc>
+      </w:tr>
+    </w:tbl>
+    <w:p>
+      <w:pPr>
+        <w:jc w:val="both"/>
+      </w:pPr>
     </w:p>
     <w:sectPr>
       <w:headerReference w:type="default" r:id="rId11"/>
@@ -1159,8 +1745,17 @@
         <w:sz w:val="32"/>
         <w:szCs w:val="32"/>
       </w:rPr>
-      <w:t>Android-BuszjaratkezeloApp</w:t>
+      <w:t>Android-</w:t>
     </w:r>
+    <w:proofErr w:type="spellStart"/>
+    <w:r>
+      <w:rPr>
+        <w:sz w:val="32"/>
+        <w:szCs w:val="32"/>
+      </w:rPr>
+      <w:t>BuszjaratkezeloApp</w:t>
+    </w:r>
+    <w:proofErr w:type="spellEnd"/>
   </w:p>
 </w:hdr>
 </file>
@@ -2625,7 +3220,6 @@
   <w:style w:type="character" w:default="1" w:styleId="Bekezdsalapbettpusa">
     <w:name w:val="Default Paragraph Font"/>
     <w:uiPriority w:val="1"/>
-    <w:semiHidden/>
     <w:unhideWhenUsed/>
   </w:style>
   <w:style w:type="table" w:default="1" w:styleId="Normltblzat">
